--- a/az/scientists/CV/Word/Ismayil_Togrul_CV_AZ.docx
+++ b/az/scientists/CV/Word/Ismayil_Togrul_CV_AZ.docx
@@ -377,7 +377,7 @@
           <w:sz w:val="21"/>
           <w:szCs w:val="21"/>
         </w:rPr>
-        <w:t>Toğrul İsmayıl professordur. Tarix üzrə doktorluğu Lomonosov adına Moskva Dövlət Universitetindəndir. İstanbul Universitetində iqtisadiyyat üzrə də doktorluğu var. CV illəri vermir. Tarix üzrə bakalavr dərəcəsi Moskva Dövlət Universitetindəndir. Sosial quruluş və sosial dəyişmə üzrə magistr dərəcəsi İstanbul Universitetindəndir. Rəhbərlik etdiyi magistr dissertasiyaları Kahramanmaraş Sütçü İmam Universitetindədir. Biri TOBB İqtisad və Texnologiya Universitetindədir. YDS imtahanında rus dili balı 93,75-dir və qabaqcıl səviyyə kimi göstərilir.</w:t>
+        <w:t>Toğrul İsmayıl professordur. Tarix üzrə doktorluğu Lomonosov adına Moskva Dövlət Universitetindəndir. İstanbul Universitetində iqtisadiyyat üzrə də doktorluğu var.  Tarix üzrə bakalavr dərəcəsi Moskva Dövlət Universitetindəndir. Sosial quruluş və sosial dəyişmə üzrə magistr dərəcəsi İstanbul Universitetindəndir. Rəhbərlik etdiyi magistr dissertasiyaları Kahramanmaraş Sütçü İmam Universitetindədir. Biri TOBB İqtisad və Texnologiya Universitetindədir. YDS imtahanında rus dili balı 93,75-dir və qabaqcıl səviyyə kimi göstərilir.</w:t>
       </w:r>
     </w:p>
     <w:p>
@@ -1209,7 +1209,7 @@
                 <w:sz w:val="21"/>
                 <w:szCs w:val="21"/>
               </w:rPr>
-              <w:t>CV-də unvan Prof. Dr.-dir. Rəhbərlik etdiyi dissertasiyalar Kahramanmaraş Sütçü İmam Universitetindədir</w:t>
+              <w:t>unvan Prof. Dr.-dir. Rəhbərlik etdiyi dissertasiyalar Kahramanmaraş Sütçü İmam Universitetindədir</w:t>
             </w:r>
           </w:p>
         </w:tc>
@@ -1292,7 +1292,7 @@
           <w:sz w:val="21"/>
           <w:szCs w:val="21"/>
         </w:rPr>
-        <w:t>1. 1 Yayınlar, Uluslararası hakemli dergilerde yayımlanan makaleler :</w:t>
+        <w:t>1. 1 Yayınlar, Uluslararası hakemli dergilerde yayımlanan makaleler:</w:t>
       </w:r>
     </w:p>
     <w:p>
@@ -1510,7 +1510,7 @@
           <w:sz w:val="21"/>
           <w:szCs w:val="21"/>
         </w:rPr>
-        <w:t>15. 2. Uluslararası bilimsel toplantılarda sunulan ve bildiri kitabında (Proceedings) basılan bildiriler:</w:t>
+        <w:t>15. Uluslararası bilimsel toplantılarda sunulan ve bildiri kitabında (Proceedings) basılan bildiriler:</w:t>
       </w:r>
     </w:p>
     <w:p>
@@ -1998,7 +1998,7 @@
           <w:sz w:val="21"/>
           <w:szCs w:val="21"/>
         </w:rPr>
-        <w:t>47. 3. Yazılan uluslararası kitaplar veya kitaplarda bölümler:</w:t>
+        <w:t>47. Yazılan uluslararası kitaplar veya kitaplarda bölümler:</w:t>
       </w:r>
     </w:p>
     <w:p>
@@ -2169,7 +2169,7 @@
           <w:sz w:val="21"/>
           <w:szCs w:val="21"/>
         </w:rPr>
-        <w:t>56. İSMAYIL, TOĞRUL. Turkey-Russia Realitions After the Shooting Down of the Russian Warplane, Contemporary Russo–Turkish Relations: From Crisis to Cooperation, Yayın Yeri: Lexington Books ABD, Editör: Ali Askerov , Sayfa sayısı:356 , Basım sayısı:1 , Bölüm Sayfaları: 65-82, ISBN:978-1498553230</w:t>
+        <w:t>56. İSMAYIL, TOĞRUL. Turkey-Russia Realitions After the Shooting Down of the Russian Warplane, Contemporary Russo–Turkish Relations: From Crisis to Cooperation, Yayın Yeri: Lexington Books ABD, Editör: Ali Askerov, Sayfa sayısı:356, Basım sayısı:1, Bölüm Sayfaları: 65-82, ISBN:978-1498553230</w:t>
       </w:r>
     </w:p>
     <w:p>
@@ -2299,7 +2299,7 @@
           <w:sz w:val="21"/>
           <w:szCs w:val="21"/>
         </w:rPr>
-        <w:t xml:space="preserve">66. </w:t>
+        <w:t>66. İSMAYIL TOĞRUL, NECEFOĞLU ALİ, THE EVOLUTION OF PRESIDENTIAL SYSTEM IN RUSSIAN FEDERATION: FROM SEMI-PRESIDENTIALISM TO SUPER PRESIDENTIALISM, Özgün Makale, Adıyaman Üniversitesi Sosyal Bilimler Enstitüsü Dergisi, sayı 42, sayfa 817 - 859, 29.12.2022 https://doi.org/10.14520/adyusbd.1177405</w:t>
       </w:r>
       <w:r>
         <w:rPr>
@@ -2309,15 +2309,13 @@
           <w:sz w:val="21"/>
           <w:szCs w:val="21"/>
         </w:rPr>
-        <w:t>İSMAYIL TOĞRUL</w:t>
-      </w:r>
-      <w:r>
-        <w:rPr>
-          <w:rFonts w:ascii="Times New Roman" w:cs="Times New Roman" w:eastAsia="Times New Roman" w:hAnsi="Times New Roman"/>
-          <w:sz w:val="21"/>
-          <w:szCs w:val="21"/>
-        </w:rPr>
-        <w:t>, NECEFOĞLU ALİ, THE EVOLUTION OF PRESIDENTIAL SYSTEM IN RUSSIAN FEDERATION: FROM SEMI-PRESIDENTIALISM TO SUPER PRESIDENTIALISM, , Özgün Makale, Adıyaman Üniversitesi Sosyal Bilimler Enstitüsü Dergisi, sayı 42, sayfa 817 - 859, 29.12.2022 https://doi.org/10.14520/adyusbd.1177405</w:t>
+      </w:r>
+      <w:r>
+        <w:rPr>
+          <w:rFonts w:ascii="Times New Roman" w:cs="Times New Roman" w:eastAsia="Times New Roman" w:hAnsi="Times New Roman"/>
+          <w:sz w:val="21"/>
+          <w:szCs w:val="21"/>
+        </w:rPr>
       </w:r>
     </w:p>
     <w:p>
@@ -2408,7 +2406,7 @@
           <w:sz w:val="21"/>
           <w:szCs w:val="21"/>
         </w:rPr>
-        <w:t>73. 5. Ulusal bilimsel toplantılarda sunulan ve bildiri kitaplarında basılan bildiriler:</w:t>
+        <w:t>73. Ulusal bilimsel toplantılarda sunulan ve bildiri kitaplarında basılan bildiriler:</w:t>
       </w:r>
     </w:p>
     <w:p>
@@ -3019,7 +3017,7 @@
           <w:sz w:val="21"/>
           <w:szCs w:val="21"/>
         </w:rPr>
-        <w:t>120. 28 Mayıs hakkında bir kaç söz . “Telebe Dünyası gazetesi”, №11(92), 31.05.2006</w:t>
+        <w:t>120. 28 Mayıs hakkında bir kaç söz. “Telebe Dünyası gazetesi”, №11(92), 31.05.2006</w:t>
       </w:r>
     </w:p>
     <w:p>
